--- a/output/docs/Matths_사업소개서_및_공동사업_운영계획서_v1.0.docx
+++ b/output/docs/Matths_사업소개서_및_공동사업_운영계획서_v1.0.docx
@@ -11,7 +11,7 @@
         <w:drawing>
           <wp:inline xmlns:a="http://schemas.openxmlformats.org/drawingml/2006/main" xmlns:pic="http://schemas.openxmlformats.org/drawingml/2006/picture">
             <wp:extent cx="438912" cy="438912"/>
-            <wp:docPr id="1" name="Picture 1"/>
+            <wp:docPr id="1" name="Picture 1" descr="Matths 서비스 로고" title="Matths"/>
             <wp:cNvGraphicFramePr>
               <a:graphicFrameLocks noChangeAspect="1"/>
             </wp:cNvGraphicFramePr>
@@ -109,6 +109,7 @@
       <w:tr>
         <w:trPr>
           <w:tblHeader w:val="true"/>
+          <w:cantSplit/>
         </w:trPr>
         <w:tc>
           <w:tcPr>
@@ -168,6 +169,9 @@
         </w:tc>
       </w:tr>
       <w:tr>
+        <w:trPr>
+          <w:cantSplit/>
+        </w:trPr>
         <w:tc>
           <w:tcPr>
             <w:tcW w:type="dxa" w:w="2200"/>
@@ -222,6 +226,9 @@
         </w:tc>
       </w:tr>
       <w:tr>
+        <w:trPr>
+          <w:cantSplit/>
+        </w:trPr>
         <w:tc>
           <w:tcPr>
             <w:tcW w:type="dxa" w:w="2200"/>
@@ -276,6 +283,9 @@
         </w:tc>
       </w:tr>
       <w:tr>
+        <w:trPr>
+          <w:cantSplit/>
+        </w:trPr>
         <w:tc>
           <w:tcPr>
             <w:tcW w:type="dxa" w:w="2200"/>
@@ -330,6 +340,9 @@
         </w:tc>
       </w:tr>
       <w:tr>
+        <w:trPr>
+          <w:cantSplit/>
+        </w:trPr>
         <w:tc>
           <w:tcPr>
             <w:tcW w:type="dxa" w:w="2200"/>
@@ -399,6 +412,7 @@
     </w:p>
     <w:p>
       <w:pPr>
+        <w:keepLines/>
         <w:spacing w:before="120" w:after="200" w:line="264" w:lineRule="auto"/>
         <w:ind w:left="173" w:right="173"/>
         <w:shd w:fill="FDECEC"/>
@@ -455,6 +469,7 @@
     <w:p>
       <w:pPr>
         <w:pStyle w:val="Kicker"/>
+        <w:keepNext/>
       </w:pPr>
       <w:r>
         <w:rPr>
@@ -483,6 +498,7 @@
     <w:p>
       <w:pPr>
         <w:pStyle w:val="SmallNote"/>
+        <w:keepNext/>
         <w:spacing w:after="200"/>
       </w:pPr>
       <w:r>
@@ -496,6 +512,7 @@
     </w:p>
     <w:p>
       <w:pPr>
+        <w:keepLines/>
         <w:spacing w:before="120" w:after="200" w:line="264" w:lineRule="auto"/>
         <w:ind w:left="173" w:right="173"/>
         <w:shd w:fill="F4F6F9"/>
@@ -544,6 +561,7 @@
       <w:tr>
         <w:trPr>
           <w:tblHeader w:val="true"/>
+          <w:cantSplit/>
         </w:trPr>
         <w:tc>
           <w:tcPr>
@@ -603,6 +621,9 @@
         </w:tc>
       </w:tr>
       <w:tr>
+        <w:trPr>
+          <w:cantSplit/>
+        </w:trPr>
         <w:tc>
           <w:tcPr>
             <w:tcW w:type="dxa" w:w="2200"/>
@@ -657,6 +678,9 @@
         </w:tc>
       </w:tr>
       <w:tr>
+        <w:trPr>
+          <w:cantSplit/>
+        </w:trPr>
         <w:tc>
           <w:tcPr>
             <w:tcW w:type="dxa" w:w="2200"/>
@@ -711,6 +735,9 @@
         </w:tc>
       </w:tr>
       <w:tr>
+        <w:trPr>
+          <w:cantSplit/>
+        </w:trPr>
         <w:tc>
           <w:tcPr>
             <w:tcW w:type="dxa" w:w="2200"/>
@@ -765,6 +792,9 @@
         </w:tc>
       </w:tr>
       <w:tr>
+        <w:trPr>
+          <w:cantSplit/>
+        </w:trPr>
         <w:tc>
           <w:tcPr>
             <w:tcW w:type="dxa" w:w="2200"/>
@@ -819,6 +849,9 @@
         </w:tc>
       </w:tr>
       <w:tr>
+        <w:trPr>
+          <w:cantSplit/>
+        </w:trPr>
         <w:tc>
           <w:tcPr>
             <w:tcW w:type="dxa" w:w="2200"/>
@@ -873,6 +906,9 @@
         </w:tc>
       </w:tr>
       <w:tr>
+        <w:trPr>
+          <w:cantSplit/>
+        </w:trPr>
         <w:tc>
           <w:tcPr>
             <w:tcW w:type="dxa" w:w="2200"/>
@@ -927,6 +963,9 @@
         </w:tc>
       </w:tr>
       <w:tr>
+        <w:trPr>
+          <w:cantSplit/>
+        </w:trPr>
         <w:tc>
           <w:tcPr>
             <w:tcW w:type="dxa" w:w="2200"/>
@@ -1089,6 +1128,7 @@
     <w:p>
       <w:pPr>
         <w:pStyle w:val="Kicker"/>
+        <w:keepNext/>
       </w:pPr>
       <w:r>
         <w:rPr>
@@ -1117,6 +1157,7 @@
     <w:p>
       <w:pPr>
         <w:pStyle w:val="SmallNote"/>
+        <w:keepNext/>
         <w:spacing w:after="200"/>
       </w:pPr>
       <w:r>
@@ -1177,6 +1218,7 @@
       <w:tr>
         <w:trPr>
           <w:tblHeader w:val="true"/>
+          <w:cantSplit/>
         </w:trPr>
         <w:tc>
           <w:tcPr>
@@ -1264,6 +1306,9 @@
         </w:tc>
       </w:tr>
       <w:tr>
+        <w:trPr>
+          <w:cantSplit/>
+        </w:trPr>
         <w:tc>
           <w:tcPr>
             <w:tcW w:type="dxa" w:w="1500"/>
@@ -1344,6 +1389,9 @@
         </w:tc>
       </w:tr>
       <w:tr>
+        <w:trPr>
+          <w:cantSplit/>
+        </w:trPr>
         <w:tc>
           <w:tcPr>
             <w:tcW w:type="dxa" w:w="1500"/>
@@ -1424,6 +1472,9 @@
         </w:tc>
       </w:tr>
       <w:tr>
+        <w:trPr>
+          <w:cantSplit/>
+        </w:trPr>
         <w:tc>
           <w:tcPr>
             <w:tcW w:type="dxa" w:w="1500"/>
@@ -1504,6 +1555,9 @@
         </w:tc>
       </w:tr>
       <w:tr>
+        <w:trPr>
+          <w:cantSplit/>
+        </w:trPr>
         <w:tc>
           <w:tcPr>
             <w:tcW w:type="dxa" w:w="1500"/>
@@ -1598,7 +1652,7 @@
         <w:ind w:left="720" w:hanging="360"/>
         <w:numPr>
           <w:ilvl w:val="0"/>
-          <w:numId w:val="911"/>
+          <w:numId w:val="912"/>
         </w:numPr>
       </w:pPr>
       <w:r>
@@ -1615,7 +1669,7 @@
         <w:ind w:left="720" w:hanging="360"/>
         <w:numPr>
           <w:ilvl w:val="0"/>
-          <w:numId w:val="911"/>
+          <w:numId w:val="912"/>
         </w:numPr>
       </w:pPr>
       <w:r>
@@ -1632,7 +1686,7 @@
         <w:ind w:left="720" w:hanging="360"/>
         <w:numPr>
           <w:ilvl w:val="0"/>
-          <w:numId w:val="911"/>
+          <w:numId w:val="912"/>
         </w:numPr>
       </w:pPr>
       <w:r>
@@ -1649,7 +1703,7 @@
         <w:ind w:left="720" w:hanging="360"/>
         <w:numPr>
           <w:ilvl w:val="0"/>
-          <w:numId w:val="911"/>
+          <w:numId w:val="912"/>
         </w:numPr>
       </w:pPr>
       <w:r>
@@ -1675,6 +1729,7 @@
     <w:p>
       <w:pPr>
         <w:pStyle w:val="Kicker"/>
+        <w:keepNext/>
       </w:pPr>
       <w:r>
         <w:rPr>
@@ -1703,6 +1758,7 @@
     <w:p>
       <w:pPr>
         <w:pStyle w:val="SmallNote"/>
+        <w:keepNext/>
         <w:spacing w:after="200"/>
       </w:pPr>
       <w:r>
@@ -1755,6 +1811,7 @@
       <w:tr>
         <w:trPr>
           <w:tblHeader w:val="true"/>
+          <w:cantSplit/>
         </w:trPr>
         <w:tc>
           <w:tcPr>
@@ -1842,6 +1899,9 @@
         </w:tc>
       </w:tr>
       <w:tr>
+        <w:trPr>
+          <w:cantSplit/>
+        </w:trPr>
         <w:tc>
           <w:tcPr>
             <w:tcW w:type="dxa" w:w="2900"/>
@@ -1922,6 +1982,9 @@
         </w:tc>
       </w:tr>
       <w:tr>
+        <w:trPr>
+          <w:cantSplit/>
+        </w:trPr>
         <w:tc>
           <w:tcPr>
             <w:tcW w:type="dxa" w:w="2900"/>
@@ -2002,6 +2065,9 @@
         </w:tc>
       </w:tr>
       <w:tr>
+        <w:trPr>
+          <w:cantSplit/>
+        </w:trPr>
         <w:tc>
           <w:tcPr>
             <w:tcW w:type="dxa" w:w="2900"/>
@@ -2082,6 +2148,9 @@
         </w:tc>
       </w:tr>
       <w:tr>
+        <w:trPr>
+          <w:cantSplit/>
+        </w:trPr>
         <w:tc>
           <w:tcPr>
             <w:tcW w:type="dxa" w:w="2900"/>
@@ -2162,6 +2231,9 @@
         </w:tc>
       </w:tr>
       <w:tr>
+        <w:trPr>
+          <w:cantSplit/>
+        </w:trPr>
         <w:tc>
           <w:tcPr>
             <w:tcW w:type="dxa" w:w="2900"/>
@@ -2257,6 +2329,7 @@
     </w:p>
     <w:p>
       <w:pPr>
+        <w:keepLines/>
         <w:spacing w:before="120" w:after="200" w:line="264" w:lineRule="auto"/>
         <w:ind w:left="173" w:right="173"/>
         <w:shd w:fill="F4F6F9"/>
@@ -2315,6 +2388,7 @@
       <w:tr>
         <w:trPr>
           <w:tblHeader w:val="true"/>
+          <w:cantSplit/>
         </w:trPr>
         <w:tc>
           <w:tcPr>
@@ -2430,6 +2504,9 @@
         </w:tc>
       </w:tr>
       <w:tr>
+        <w:trPr>
+          <w:cantSplit/>
+        </w:trPr>
         <w:tc>
           <w:tcPr>
             <w:tcW w:type="dxa" w:w="1100"/>
@@ -2536,6 +2613,9 @@
         </w:tc>
       </w:tr>
       <w:tr>
+        <w:trPr>
+          <w:cantSplit/>
+        </w:trPr>
         <w:tc>
           <w:tcPr>
             <w:tcW w:type="dxa" w:w="1100"/>
@@ -2642,6 +2722,9 @@
         </w:tc>
       </w:tr>
       <w:tr>
+        <w:trPr>
+          <w:cantSplit/>
+        </w:trPr>
         <w:tc>
           <w:tcPr>
             <w:tcW w:type="dxa" w:w="1100"/>
@@ -2748,6 +2831,9 @@
         </w:tc>
       </w:tr>
       <w:tr>
+        <w:trPr>
+          <w:cantSplit/>
+        </w:trPr>
         <w:tc>
           <w:tcPr>
             <w:tcW w:type="dxa" w:w="1100"/>
@@ -2945,6 +3031,7 @@
     <w:p>
       <w:pPr>
         <w:pStyle w:val="Kicker"/>
+        <w:keepNext/>
       </w:pPr>
       <w:r>
         <w:rPr>
@@ -2973,6 +3060,7 @@
     <w:p>
       <w:pPr>
         <w:pStyle w:val="SmallNote"/>
+        <w:keepNext/>
         <w:spacing w:after="200"/>
       </w:pPr>
       <w:r>
@@ -3016,6 +3104,7 @@
       <w:tr>
         <w:trPr>
           <w:tblHeader w:val="true"/>
+          <w:cantSplit/>
         </w:trPr>
         <w:tc>
           <w:tcPr>
@@ -3103,6 +3192,9 @@
         </w:tc>
       </w:tr>
       <w:tr>
+        <w:trPr>
+          <w:cantSplit/>
+        </w:trPr>
         <w:tc>
           <w:tcPr>
             <w:tcW w:type="dxa" w:w="850"/>
@@ -3183,6 +3275,9 @@
         </w:tc>
       </w:tr>
       <w:tr>
+        <w:trPr>
+          <w:cantSplit/>
+        </w:trPr>
         <w:tc>
           <w:tcPr>
             <w:tcW w:type="dxa" w:w="850"/>
@@ -3263,6 +3358,9 @@
         </w:tc>
       </w:tr>
       <w:tr>
+        <w:trPr>
+          <w:cantSplit/>
+        </w:trPr>
         <w:tc>
           <w:tcPr>
             <w:tcW w:type="dxa" w:w="850"/>
@@ -3343,6 +3441,9 @@
         </w:tc>
       </w:tr>
       <w:tr>
+        <w:trPr>
+          <w:cantSplit/>
+        </w:trPr>
         <w:tc>
           <w:tcPr>
             <w:tcW w:type="dxa" w:w="850"/>
@@ -3423,6 +3524,9 @@
         </w:tc>
       </w:tr>
       <w:tr>
+        <w:trPr>
+          <w:cantSplit/>
+        </w:trPr>
         <w:tc>
           <w:tcPr>
             <w:tcW w:type="dxa" w:w="850"/>
@@ -3503,6 +3607,9 @@
         </w:tc>
       </w:tr>
       <w:tr>
+        <w:trPr>
+          <w:cantSplit/>
+        </w:trPr>
         <w:tc>
           <w:tcPr>
             <w:tcW w:type="dxa" w:w="850"/>
@@ -3627,6 +3734,7 @@
       <w:tr>
         <w:trPr>
           <w:tblHeader w:val="true"/>
+          <w:cantSplit/>
         </w:trPr>
         <w:tc>
           <w:tcPr>
@@ -3686,6 +3794,9 @@
         </w:tc>
       </w:tr>
       <w:tr>
+        <w:trPr>
+          <w:cantSplit/>
+        </w:trPr>
         <w:tc>
           <w:tcPr>
             <w:tcW w:type="dxa" w:w="2200"/>
@@ -3740,6 +3851,9 @@
         </w:tc>
       </w:tr>
       <w:tr>
+        <w:trPr>
+          <w:cantSplit/>
+        </w:trPr>
         <w:tc>
           <w:tcPr>
             <w:tcW w:type="dxa" w:w="2200"/>
@@ -3794,6 +3908,9 @@
         </w:tc>
       </w:tr>
       <w:tr>
+        <w:trPr>
+          <w:cantSplit/>
+        </w:trPr>
         <w:tc>
           <w:tcPr>
             <w:tcW w:type="dxa" w:w="2200"/>
@@ -3848,6 +3965,9 @@
         </w:tc>
       </w:tr>
       <w:tr>
+        <w:trPr>
+          <w:cantSplit/>
+        </w:trPr>
         <w:tc>
           <w:tcPr>
             <w:tcW w:type="dxa" w:w="2200"/>
@@ -3902,6 +4022,9 @@
         </w:tc>
       </w:tr>
       <w:tr>
+        <w:trPr>
+          <w:cantSplit/>
+        </w:trPr>
         <w:tc>
           <w:tcPr>
             <w:tcW w:type="dxa" w:w="2200"/>
@@ -3956,6 +4079,9 @@
         </w:tc>
       </w:tr>
       <w:tr>
+        <w:trPr>
+          <w:cantSplit/>
+        </w:trPr>
         <w:tc>
           <w:tcPr>
             <w:tcW w:type="dxa" w:w="2200"/>
@@ -4051,6 +4177,7 @@
       <w:tr>
         <w:trPr>
           <w:tblHeader w:val="true"/>
+          <w:cantSplit/>
         </w:trPr>
         <w:tc>
           <w:tcPr>
@@ -4138,6 +4265,9 @@
         </w:tc>
       </w:tr>
       <w:tr>
+        <w:trPr>
+          <w:cantSplit/>
+        </w:trPr>
         <w:tc>
           <w:tcPr>
             <w:tcW w:type="dxa" w:w="1900"/>
@@ -4218,6 +4348,9 @@
         </w:tc>
       </w:tr>
       <w:tr>
+        <w:trPr>
+          <w:cantSplit/>
+        </w:trPr>
         <w:tc>
           <w:tcPr>
             <w:tcW w:type="dxa" w:w="1900"/>
@@ -4298,6 +4431,9 @@
         </w:tc>
       </w:tr>
       <w:tr>
+        <w:trPr>
+          <w:cantSplit/>
+        </w:trPr>
         <w:tc>
           <w:tcPr>
             <w:tcW w:type="dxa" w:w="1900"/>
@@ -4378,6 +4514,9 @@
         </w:tc>
       </w:tr>
       <w:tr>
+        <w:trPr>
+          <w:cantSplit/>
+        </w:trPr>
         <w:tc>
           <w:tcPr>
             <w:tcW w:type="dxa" w:w="1900"/>
@@ -4458,6 +4597,9 @@
         </w:tc>
       </w:tr>
       <w:tr>
+        <w:trPr>
+          <w:cantSplit/>
+        </w:trPr>
         <w:tc>
           <w:tcPr>
             <w:tcW w:type="dxa" w:w="1900"/>
@@ -4553,6 +4695,7 @@
     <w:p>
       <w:pPr>
         <w:pStyle w:val="Kicker"/>
+        <w:keepNext/>
       </w:pPr>
       <w:r>
         <w:rPr>
@@ -4581,6 +4724,7 @@
     <w:p>
       <w:pPr>
         <w:pStyle w:val="SmallNote"/>
+        <w:keepNext/>
         <w:spacing w:after="200"/>
       </w:pPr>
       <w:r>
@@ -4633,6 +4777,7 @@
       <w:tr>
         <w:trPr>
           <w:tblHeader w:val="true"/>
+          <w:cantSplit/>
         </w:trPr>
         <w:tc>
           <w:tcPr>
@@ -4720,6 +4865,9 @@
         </w:tc>
       </w:tr>
       <w:tr>
+        <w:trPr>
+          <w:cantSplit/>
+        </w:trPr>
         <w:tc>
           <w:tcPr>
             <w:tcW w:type="dxa" w:w="1200"/>
@@ -4800,6 +4948,9 @@
         </w:tc>
       </w:tr>
       <w:tr>
+        <w:trPr>
+          <w:cantSplit/>
+        </w:trPr>
         <w:tc>
           <w:tcPr>
             <w:tcW w:type="dxa" w:w="1200"/>
@@ -4880,6 +5031,9 @@
         </w:tc>
       </w:tr>
       <w:tr>
+        <w:trPr>
+          <w:cantSplit/>
+        </w:trPr>
         <w:tc>
           <w:tcPr>
             <w:tcW w:type="dxa" w:w="1200"/>
@@ -4960,6 +5114,9 @@
         </w:tc>
       </w:tr>
       <w:tr>
+        <w:trPr>
+          <w:cantSplit/>
+        </w:trPr>
         <w:tc>
           <w:tcPr>
             <w:tcW w:type="dxa" w:w="1200"/>
@@ -5040,6 +5197,9 @@
         </w:tc>
       </w:tr>
       <w:tr>
+        <w:trPr>
+          <w:cantSplit/>
+        </w:trPr>
         <w:tc>
           <w:tcPr>
             <w:tcW w:type="dxa" w:w="1200"/>
@@ -5161,6 +5321,7 @@
       <w:tr>
         <w:trPr>
           <w:tblHeader w:val="true"/>
+          <w:cantSplit/>
         </w:trPr>
         <w:tc>
           <w:tcPr>
@@ -5248,6 +5409,9 @@
         </w:tc>
       </w:tr>
       <w:tr>
+        <w:trPr>
+          <w:cantSplit/>
+        </w:trPr>
         <w:tc>
           <w:tcPr>
             <w:tcW w:type="dxa" w:w="2600"/>
@@ -5328,6 +5492,9 @@
         </w:tc>
       </w:tr>
       <w:tr>
+        <w:trPr>
+          <w:cantSplit/>
+        </w:trPr>
         <w:tc>
           <w:tcPr>
             <w:tcW w:type="dxa" w:w="2600"/>
@@ -5408,6 +5575,9 @@
         </w:tc>
       </w:tr>
       <w:tr>
+        <w:trPr>
+          <w:cantSplit/>
+        </w:trPr>
         <w:tc>
           <w:tcPr>
             <w:tcW w:type="dxa" w:w="2600"/>
@@ -5488,6 +5658,9 @@
         </w:tc>
       </w:tr>
       <w:tr>
+        <w:trPr>
+          <w:cantSplit/>
+        </w:trPr>
         <w:tc>
           <w:tcPr>
             <w:tcW w:type="dxa" w:w="2600"/>
@@ -5568,6 +5741,9 @@
         </w:tc>
       </w:tr>
       <w:tr>
+        <w:trPr>
+          <w:cantSplit/>
+        </w:trPr>
         <w:tc>
           <w:tcPr>
             <w:tcW w:type="dxa" w:w="2600"/>
@@ -5648,6 +5824,9 @@
         </w:tc>
       </w:tr>
       <w:tr>
+        <w:trPr>
+          <w:cantSplit/>
+        </w:trPr>
         <w:tc>
           <w:tcPr>
             <w:tcW w:type="dxa" w:w="2600"/>
@@ -5743,6 +5922,7 @@
     </w:p>
     <w:p>
       <w:pPr>
+        <w:keepLines/>
         <w:spacing w:before="120" w:after="200" w:line="264" w:lineRule="auto"/>
         <w:ind w:left="173" w:right="173"/>
         <w:shd w:fill="FFF7E2"/>
@@ -5893,6 +6073,7 @@
     <w:p>
       <w:pPr>
         <w:pStyle w:val="Kicker"/>
+        <w:keepNext/>
       </w:pPr>
       <w:r>
         <w:rPr>
@@ -5921,6 +6102,7 @@
     <w:p>
       <w:pPr>
         <w:pStyle w:val="SmallNote"/>
+        <w:keepNext/>
         <w:spacing w:after="200"/>
       </w:pPr>
       <w:r>
@@ -5934,6 +6116,7 @@
     </w:p>
     <w:p>
       <w:pPr>
+        <w:keepLines/>
         <w:spacing w:before="120" w:after="200" w:line="264" w:lineRule="auto"/>
         <w:ind w:left="173" w:right="173"/>
         <w:shd w:fill="F4F6F9"/>
@@ -5982,6 +6165,7 @@
       <w:tr>
         <w:trPr>
           <w:tblHeader w:val="true"/>
+          <w:cantSplit/>
         </w:trPr>
         <w:tc>
           <w:tcPr>
@@ -6041,6 +6225,9 @@
         </w:tc>
       </w:tr>
       <w:tr>
+        <w:trPr>
+          <w:cantSplit/>
+        </w:trPr>
         <w:tc>
           <w:tcPr>
             <w:tcW w:type="dxa" w:w="2200"/>
@@ -6095,6 +6282,9 @@
         </w:tc>
       </w:tr>
       <w:tr>
+        <w:trPr>
+          <w:cantSplit/>
+        </w:trPr>
         <w:tc>
           <w:tcPr>
             <w:tcW w:type="dxa" w:w="2200"/>
@@ -6149,6 +6339,9 @@
         </w:tc>
       </w:tr>
       <w:tr>
+        <w:trPr>
+          <w:cantSplit/>
+        </w:trPr>
         <w:tc>
           <w:tcPr>
             <w:tcW w:type="dxa" w:w="2200"/>
@@ -6203,6 +6396,9 @@
         </w:tc>
       </w:tr>
       <w:tr>
+        <w:trPr>
+          <w:cantSplit/>
+        </w:trPr>
         <w:tc>
           <w:tcPr>
             <w:tcW w:type="dxa" w:w="2200"/>
@@ -6257,6 +6453,9 @@
         </w:tc>
       </w:tr>
       <w:tr>
+        <w:trPr>
+          <w:cantSplit/>
+        </w:trPr>
         <w:tc>
           <w:tcPr>
             <w:tcW w:type="dxa" w:w="2200"/>
@@ -6311,6 +6510,9 @@
         </w:tc>
       </w:tr>
       <w:tr>
+        <w:trPr>
+          <w:cantSplit/>
+        </w:trPr>
         <w:tc>
           <w:tcPr>
             <w:tcW w:type="dxa" w:w="2200"/>
@@ -6365,6 +6567,9 @@
         </w:tc>
       </w:tr>
       <w:tr>
+        <w:trPr>
+          <w:cantSplit/>
+        </w:trPr>
         <w:tc>
           <w:tcPr>
             <w:tcW w:type="dxa" w:w="2200"/>
@@ -6419,6 +6624,9 @@
         </w:tc>
       </w:tr>
       <w:tr>
+        <w:trPr>
+          <w:cantSplit/>
+        </w:trPr>
         <w:tc>
           <w:tcPr>
             <w:tcW w:type="dxa" w:w="2200"/>
@@ -6473,6 +6681,9 @@
         </w:tc>
       </w:tr>
       <w:tr>
+        <w:trPr>
+          <w:cantSplit/>
+        </w:trPr>
         <w:tc>
           <w:tcPr>
             <w:tcW w:type="dxa" w:w="2200"/>
@@ -6527,6 +6738,9 @@
         </w:tc>
       </w:tr>
       <w:tr>
+        <w:trPr>
+          <w:cantSplit/>
+        </w:trPr>
         <w:tc>
           <w:tcPr>
             <w:tcW w:type="dxa" w:w="2200"/>
@@ -6581,6 +6795,9 @@
         </w:tc>
       </w:tr>
       <w:tr>
+        <w:trPr>
+          <w:cantSplit/>
+        </w:trPr>
         <w:tc>
           <w:tcPr>
             <w:tcW w:type="dxa" w:w="2200"/>
@@ -6756,6 +6973,7 @@
       <w:tr>
         <w:trPr>
           <w:tblHeader w:val="true"/>
+          <w:cantSplit/>
         </w:trPr>
         <w:tc>
           <w:tcPr>
@@ -6843,6 +7061,9 @@
         </w:tc>
       </w:tr>
       <w:tr>
+        <w:trPr>
+          <w:cantSplit/>
+        </w:trPr>
         <w:tc>
           <w:tcPr>
             <w:tcW w:type="dxa" w:w="1500"/>
@@ -6923,6 +7144,9 @@
         </w:tc>
       </w:tr>
       <w:tr>
+        <w:trPr>
+          <w:cantSplit/>
+        </w:trPr>
         <w:tc>
           <w:tcPr>
             <w:tcW w:type="dxa" w:w="1500"/>
@@ -7003,6 +7227,9 @@
         </w:tc>
       </w:tr>
       <w:tr>
+        <w:trPr>
+          <w:cantSplit/>
+        </w:trPr>
         <w:tc>
           <w:tcPr>
             <w:tcW w:type="dxa" w:w="1500"/>
@@ -7083,6 +7310,9 @@
         </w:tc>
       </w:tr>
       <w:tr>
+        <w:trPr>
+          <w:cantSplit/>
+        </w:trPr>
         <w:tc>
           <w:tcPr>
             <w:tcW w:type="dxa" w:w="1500"/>
@@ -7163,6 +7393,9 @@
         </w:tc>
       </w:tr>
       <w:tr>
+        <w:trPr>
+          <w:cantSplit/>
+        </w:trPr>
         <w:tc>
           <w:tcPr>
             <w:tcW w:type="dxa" w:w="1500"/>
@@ -7258,6 +7491,7 @@
     <w:p>
       <w:pPr>
         <w:pStyle w:val="Kicker"/>
+        <w:keepNext/>
       </w:pPr>
       <w:r>
         <w:rPr>
@@ -7286,6 +7520,7 @@
     <w:p>
       <w:pPr>
         <w:pStyle w:val="SmallNote"/>
+        <w:keepNext/>
         <w:spacing w:after="200"/>
       </w:pPr>
       <w:r>
@@ -7346,6 +7581,7 @@
       <w:tr>
         <w:trPr>
           <w:tblHeader w:val="true"/>
+          <w:cantSplit/>
         </w:trPr>
         <w:tc>
           <w:tcPr>
@@ -7433,6 +7669,9 @@
         </w:tc>
       </w:tr>
       <w:tr>
+        <w:trPr>
+          <w:cantSplit/>
+        </w:trPr>
         <w:tc>
           <w:tcPr>
             <w:tcW w:type="dxa" w:w="1900"/>
@@ -7513,6 +7752,9 @@
         </w:tc>
       </w:tr>
       <w:tr>
+        <w:trPr>
+          <w:cantSplit/>
+        </w:trPr>
         <w:tc>
           <w:tcPr>
             <w:tcW w:type="dxa" w:w="1900"/>
@@ -7593,6 +7835,9 @@
         </w:tc>
       </w:tr>
       <w:tr>
+        <w:trPr>
+          <w:cantSplit/>
+        </w:trPr>
         <w:tc>
           <w:tcPr>
             <w:tcW w:type="dxa" w:w="1900"/>
@@ -7704,6 +7949,7 @@
       <w:tr>
         <w:trPr>
           <w:tblHeader w:val="true"/>
+          <w:cantSplit/>
         </w:trPr>
         <w:tc>
           <w:tcPr>
@@ -7763,6 +8009,9 @@
         </w:tc>
       </w:tr>
       <w:tr>
+        <w:trPr>
+          <w:cantSplit/>
+        </w:trPr>
         <w:tc>
           <w:tcPr>
             <w:tcW w:type="dxa" w:w="2200"/>
@@ -7817,6 +8066,9 @@
         </w:tc>
       </w:tr>
       <w:tr>
+        <w:trPr>
+          <w:cantSplit/>
+        </w:trPr>
         <w:tc>
           <w:tcPr>
             <w:tcW w:type="dxa" w:w="2200"/>
@@ -7871,6 +8123,9 @@
         </w:tc>
       </w:tr>
       <w:tr>
+        <w:trPr>
+          <w:cantSplit/>
+        </w:trPr>
         <w:tc>
           <w:tcPr>
             <w:tcW w:type="dxa" w:w="2200"/>
@@ -7925,6 +8180,9 @@
         </w:tc>
       </w:tr>
       <w:tr>
+        <w:trPr>
+          <w:cantSplit/>
+        </w:trPr>
         <w:tc>
           <w:tcPr>
             <w:tcW w:type="dxa" w:w="2200"/>
@@ -7979,6 +8237,9 @@
         </w:tc>
       </w:tr>
       <w:tr>
+        <w:trPr>
+          <w:cantSplit/>
+        </w:trPr>
         <w:tc>
           <w:tcPr>
             <w:tcW w:type="dxa" w:w="2200"/>
@@ -8033,6 +8294,9 @@
         </w:tc>
       </w:tr>
       <w:tr>
+        <w:trPr>
+          <w:cantSplit/>
+        </w:trPr>
         <w:tc>
           <w:tcPr>
             <w:tcW w:type="dxa" w:w="2200"/>
@@ -8087,6 +8351,9 @@
         </w:tc>
       </w:tr>
       <w:tr>
+        <w:trPr>
+          <w:cantSplit/>
+        </w:trPr>
         <w:tc>
           <w:tcPr>
             <w:tcW w:type="dxa" w:w="2200"/>
@@ -8141,6 +8408,9 @@
         </w:tc>
       </w:tr>
       <w:tr>
+        <w:trPr>
+          <w:cantSplit/>
+        </w:trPr>
         <w:tc>
           <w:tcPr>
             <w:tcW w:type="dxa" w:w="2200"/>
@@ -8197,6 +8467,7 @@
     </w:tbl>
     <w:p>
       <w:pPr>
+        <w:keepLines/>
         <w:spacing w:before="120" w:after="200" w:line="264" w:lineRule="auto"/>
         <w:ind w:left="173" w:right="173"/>
         <w:shd w:fill="FFF7E2"/>
@@ -8237,6 +8508,7 @@
     <w:p>
       <w:pPr>
         <w:pStyle w:val="Kicker"/>
+        <w:keepNext/>
       </w:pPr>
       <w:r>
         <w:rPr>
@@ -8265,6 +8537,7 @@
     <w:p>
       <w:pPr>
         <w:pStyle w:val="SmallNote"/>
+        <w:keepNext/>
         <w:spacing w:after="200"/>
       </w:pPr>
       <w:r>
@@ -8307,6 +8580,7 @@
       <w:tr>
         <w:trPr>
           <w:tblHeader w:val="true"/>
+          <w:cantSplit/>
         </w:trPr>
         <w:tc>
           <w:tcPr>
@@ -8366,6 +8640,9 @@
         </w:tc>
       </w:tr>
       <w:tr>
+        <w:trPr>
+          <w:cantSplit/>
+        </w:trPr>
         <w:tc>
           <w:tcPr>
             <w:tcW w:type="dxa" w:w="2400"/>
@@ -8420,6 +8697,9 @@
         </w:tc>
       </w:tr>
       <w:tr>
+        <w:trPr>
+          <w:cantSplit/>
+        </w:trPr>
         <w:tc>
           <w:tcPr>
             <w:tcW w:type="dxa" w:w="2400"/>
@@ -8474,6 +8754,9 @@
         </w:tc>
       </w:tr>
       <w:tr>
+        <w:trPr>
+          <w:cantSplit/>
+        </w:trPr>
         <w:tc>
           <w:tcPr>
             <w:tcW w:type="dxa" w:w="2400"/>
@@ -8528,6 +8811,9 @@
         </w:tc>
       </w:tr>
       <w:tr>
+        <w:trPr>
+          <w:cantSplit/>
+        </w:trPr>
         <w:tc>
           <w:tcPr>
             <w:tcW w:type="dxa" w:w="2400"/>
@@ -8582,6 +8868,9 @@
         </w:tc>
       </w:tr>
       <w:tr>
+        <w:trPr>
+          <w:cantSplit/>
+        </w:trPr>
         <w:tc>
           <w:tcPr>
             <w:tcW w:type="dxa" w:w="2400"/>
@@ -8636,6 +8925,9 @@
         </w:tc>
       </w:tr>
       <w:tr>
+        <w:trPr>
+          <w:cantSplit/>
+        </w:trPr>
         <w:tc>
           <w:tcPr>
             <w:tcW w:type="dxa" w:w="2400"/>
@@ -8690,6 +8982,9 @@
         </w:tc>
       </w:tr>
       <w:tr>
+        <w:trPr>
+          <w:cantSplit/>
+        </w:trPr>
         <w:tc>
           <w:tcPr>
             <w:tcW w:type="dxa" w:w="2400"/>
@@ -8779,6 +9074,7 @@
       <w:tr>
         <w:trPr>
           <w:tblHeader w:val="true"/>
+          <w:cantSplit/>
         </w:trPr>
         <w:tc>
           <w:tcPr>
@@ -8950,6 +9246,9 @@
         </w:tc>
       </w:tr>
       <w:tr>
+        <w:trPr>
+          <w:cantSplit/>
+        </w:trPr>
         <w:tc>
           <w:tcPr>
             <w:tcW w:type="dxa" w:w="1250"/>
@@ -9108,6 +9407,9 @@
         </w:tc>
       </w:tr>
       <w:tr>
+        <w:trPr>
+          <w:cantSplit/>
+        </w:trPr>
         <w:tc>
           <w:tcPr>
             <w:tcW w:type="dxa" w:w="1250"/>
@@ -9266,6 +9568,9 @@
         </w:tc>
       </w:tr>
       <w:tr>
+        <w:trPr>
+          <w:cantSplit/>
+        </w:trPr>
         <w:tc>
           <w:tcPr>
             <w:tcW w:type="dxa" w:w="1250"/>
@@ -9469,6 +9774,7 @@
       <w:tr>
         <w:trPr>
           <w:tblHeader w:val="true"/>
+          <w:cantSplit/>
         </w:trPr>
         <w:tc>
           <w:tcPr>
@@ -9556,6 +9862,9 @@
         </w:tc>
       </w:tr>
       <w:tr>
+        <w:trPr>
+          <w:cantSplit/>
+        </w:trPr>
         <w:tc>
           <w:tcPr>
             <w:tcW w:type="dxa" w:w="3000"/>
@@ -9636,6 +9945,9 @@
         </w:tc>
       </w:tr>
       <w:tr>
+        <w:trPr>
+          <w:cantSplit/>
+        </w:trPr>
         <w:tc>
           <w:tcPr>
             <w:tcW w:type="dxa" w:w="3000"/>
@@ -9716,6 +10028,9 @@
         </w:tc>
       </w:tr>
       <w:tr>
+        <w:trPr>
+          <w:cantSplit/>
+        </w:trPr>
         <w:tc>
           <w:tcPr>
             <w:tcW w:type="dxa" w:w="3000"/>
@@ -9796,6 +10111,9 @@
         </w:tc>
       </w:tr>
       <w:tr>
+        <w:trPr>
+          <w:cantSplit/>
+        </w:trPr>
         <w:tc>
           <w:tcPr>
             <w:tcW w:type="dxa" w:w="3000"/>
@@ -9876,6 +10194,9 @@
         </w:tc>
       </w:tr>
       <w:tr>
+        <w:trPr>
+          <w:cantSplit/>
+        </w:trPr>
         <w:tc>
           <w:tcPr>
             <w:tcW w:type="dxa" w:w="3000"/>
@@ -9956,6 +10277,9 @@
         </w:tc>
       </w:tr>
       <w:tr>
+        <w:trPr>
+          <w:cantSplit/>
+        </w:trPr>
         <w:tc>
           <w:tcPr>
             <w:tcW w:type="dxa" w:w="3000"/>
@@ -10036,6 +10360,9 @@
         </w:tc>
       </w:tr>
       <w:tr>
+        <w:trPr>
+          <w:cantSplit/>
+        </w:trPr>
         <w:tc>
           <w:tcPr>
             <w:tcW w:type="dxa" w:w="3000"/>
@@ -10116,6 +10443,9 @@
         </w:tc>
       </w:tr>
       <w:tr>
+        <w:trPr>
+          <w:cantSplit/>
+        </w:trPr>
         <w:tc>
           <w:tcPr>
             <w:tcW w:type="dxa" w:w="3000"/>
@@ -10196,6 +10526,9 @@
         </w:tc>
       </w:tr>
       <w:tr>
+        <w:trPr>
+          <w:cantSplit/>
+        </w:trPr>
         <w:tc>
           <w:tcPr>
             <w:tcW w:type="dxa" w:w="3000"/>
@@ -10276,6 +10609,9 @@
         </w:tc>
       </w:tr>
       <w:tr>
+        <w:trPr>
+          <w:cantSplit/>
+        </w:trPr>
         <w:tc>
           <w:tcPr>
             <w:tcW w:type="dxa" w:w="3000"/>
@@ -10408,6 +10744,7 @@
       <w:tr>
         <w:trPr>
           <w:tblHeader w:val="true"/>
+          <w:cantSplit/>
         </w:trPr>
         <w:tc>
           <w:tcPr>
@@ -10523,6 +10860,9 @@
         </w:tc>
       </w:tr>
       <w:tr>
+        <w:trPr>
+          <w:cantSplit/>
+        </w:trPr>
         <w:tc>
           <w:tcPr>
             <w:tcW w:type="dxa" w:w="1700"/>
@@ -10629,6 +10969,9 @@
         </w:tc>
       </w:tr>
       <w:tr>
+        <w:trPr>
+          <w:cantSplit/>
+        </w:trPr>
         <w:tc>
           <w:tcPr>
             <w:tcW w:type="dxa" w:w="1700"/>
@@ -10735,6 +11078,9 @@
         </w:tc>
       </w:tr>
       <w:tr>
+        <w:trPr>
+          <w:cantSplit/>
+        </w:trPr>
         <w:tc>
           <w:tcPr>
             <w:tcW w:type="dxa" w:w="1700"/>
@@ -10841,6 +11187,9 @@
         </w:tc>
       </w:tr>
       <w:tr>
+        <w:trPr>
+          <w:cantSplit/>
+        </w:trPr>
         <w:tc>
           <w:tcPr>
             <w:tcW w:type="dxa" w:w="1700"/>
@@ -10949,6 +11298,7 @@
     </w:tbl>
     <w:p>
       <w:pPr>
+        <w:keepLines/>
         <w:spacing w:before="120" w:after="200" w:line="264" w:lineRule="auto"/>
         <w:ind w:left="173" w:right="173"/>
         <w:shd w:fill="F4F6F9"/>
@@ -10989,6 +11339,7 @@
     <w:p>
       <w:pPr>
         <w:pStyle w:val="Kicker"/>
+        <w:keepNext/>
       </w:pPr>
       <w:r>
         <w:rPr>
@@ -11017,6 +11368,7 @@
     <w:p>
       <w:pPr>
         <w:pStyle w:val="SmallNote"/>
+        <w:keepNext/>
         <w:spacing w:after="200"/>
       </w:pPr>
       <w:r>
@@ -11030,6 +11382,7 @@
     </w:p>
     <w:p>
       <w:pPr>
+        <w:keepLines/>
         <w:spacing w:before="120" w:after="200" w:line="264" w:lineRule="auto"/>
         <w:ind w:left="173" w:right="173"/>
         <w:shd w:fill="EAF3FA"/>
@@ -11096,6 +11449,7 @@
       <w:tr>
         <w:trPr>
           <w:tblHeader w:val="true"/>
+          <w:cantSplit/>
         </w:trPr>
         <w:tc>
           <w:tcPr>
@@ -11183,6 +11537,9 @@
         </w:tc>
       </w:tr>
       <w:tr>
+        <w:trPr>
+          <w:cantSplit/>
+        </w:trPr>
         <w:tc>
           <w:tcPr>
             <w:tcW w:type="dxa" w:w="3200"/>
@@ -11263,6 +11620,9 @@
         </w:tc>
       </w:tr>
       <w:tr>
+        <w:trPr>
+          <w:cantSplit/>
+        </w:trPr>
         <w:tc>
           <w:tcPr>
             <w:tcW w:type="dxa" w:w="3200"/>
@@ -11343,6 +11703,9 @@
         </w:tc>
       </w:tr>
       <w:tr>
+        <w:trPr>
+          <w:cantSplit/>
+        </w:trPr>
         <w:tc>
           <w:tcPr>
             <w:tcW w:type="dxa" w:w="3200"/>
@@ -11455,6 +11818,7 @@
     </w:p>
     <w:p>
       <w:pPr>
+        <w:keepLines/>
         <w:spacing w:before="120" w:after="200" w:line="264" w:lineRule="auto"/>
         <w:ind w:left="173" w:right="173"/>
         <w:shd w:fill="FFF7E2"/>
@@ -11522,6 +11886,7 @@
       <w:tr>
         <w:trPr>
           <w:tblHeader w:val="true"/>
+          <w:cantSplit/>
         </w:trPr>
         <w:tc>
           <w:tcPr>
@@ -11637,6 +12002,9 @@
         </w:tc>
       </w:tr>
       <w:tr>
+        <w:trPr>
+          <w:cantSplit/>
+        </w:trPr>
         <w:tc>
           <w:tcPr>
             <w:tcW w:type="dxa" w:w="2800"/>
@@ -11743,6 +12111,9 @@
         </w:tc>
       </w:tr>
       <w:tr>
+        <w:trPr>
+          <w:cantSplit/>
+        </w:trPr>
         <w:tc>
           <w:tcPr>
             <w:tcW w:type="dxa" w:w="2800"/>
@@ -11906,6 +12277,7 @@
       <w:tr>
         <w:trPr>
           <w:tblHeader w:val="true"/>
+          <w:cantSplit/>
         </w:trPr>
         <w:tc>
           <w:tcPr>
@@ -12077,6 +12449,9 @@
         </w:tc>
       </w:tr>
       <w:tr>
+        <w:trPr>
+          <w:cantSplit/>
+        </w:trPr>
         <w:tc>
           <w:tcPr>
             <w:tcW w:type="dxa" w:w="1400"/>
@@ -12235,6 +12610,9 @@
         </w:tc>
       </w:tr>
       <w:tr>
+        <w:trPr>
+          <w:cantSplit/>
+        </w:trPr>
         <w:tc>
           <w:tcPr>
             <w:tcW w:type="dxa" w:w="1400"/>
@@ -12393,6 +12771,9 @@
         </w:tc>
       </w:tr>
       <w:tr>
+        <w:trPr>
+          <w:cantSplit/>
+        </w:trPr>
         <w:tc>
           <w:tcPr>
             <w:tcW w:type="dxa" w:w="1400"/>
@@ -12551,6 +12932,9 @@
         </w:tc>
       </w:tr>
       <w:tr>
+        <w:trPr>
+          <w:cantSplit/>
+        </w:trPr>
         <w:tc>
           <w:tcPr>
             <w:tcW w:type="dxa" w:w="1400"/>
@@ -12736,7 +13120,7 @@
         <w:ind w:left="720" w:hanging="360"/>
         <w:numPr>
           <w:ilvl w:val="0"/>
-          <w:numId w:val="911"/>
+          <w:numId w:val="913"/>
         </w:numPr>
       </w:pPr>
       <w:r>
@@ -12753,7 +13137,7 @@
         <w:ind w:left="720" w:hanging="360"/>
         <w:numPr>
           <w:ilvl w:val="0"/>
-          <w:numId w:val="911"/>
+          <w:numId w:val="913"/>
         </w:numPr>
       </w:pPr>
       <w:r>
@@ -12770,7 +13154,7 @@
         <w:ind w:left="720" w:hanging="360"/>
         <w:numPr>
           <w:ilvl w:val="0"/>
-          <w:numId w:val="911"/>
+          <w:numId w:val="913"/>
         </w:numPr>
       </w:pPr>
       <w:r>
@@ -12787,7 +13171,7 @@
         <w:ind w:left="720" w:hanging="360"/>
         <w:numPr>
           <w:ilvl w:val="0"/>
-          <w:numId w:val="911"/>
+          <w:numId w:val="913"/>
         </w:numPr>
       </w:pPr>
       <w:r>
@@ -12804,7 +13188,7 @@
         <w:ind w:left="720" w:hanging="360"/>
         <w:numPr>
           <w:ilvl w:val="0"/>
-          <w:numId w:val="911"/>
+          <w:numId w:val="913"/>
         </w:numPr>
       </w:pPr>
       <w:r>
@@ -12821,7 +13205,7 @@
         <w:ind w:left="720" w:hanging="360"/>
         <w:numPr>
           <w:ilvl w:val="0"/>
-          <w:numId w:val="911"/>
+          <w:numId w:val="913"/>
         </w:numPr>
       </w:pPr>
       <w:r>
@@ -12847,6 +13231,7 @@
     <w:p>
       <w:pPr>
         <w:pStyle w:val="Kicker"/>
+        <w:keepNext/>
       </w:pPr>
       <w:r>
         <w:rPr>
@@ -12875,6 +13260,7 @@
     <w:p>
       <w:pPr>
         <w:pStyle w:val="SmallNote"/>
+        <w:keepNext/>
         <w:spacing w:after="200"/>
       </w:pPr>
       <w:r>
@@ -12919,6 +13305,7 @@
       <w:tr>
         <w:trPr>
           <w:tblHeader w:val="true"/>
+          <w:cantSplit/>
         </w:trPr>
         <w:tc>
           <w:tcPr>
@@ -13034,6 +13421,9 @@
         </w:tc>
       </w:tr>
       <w:tr>
+        <w:trPr>
+          <w:cantSplit/>
+        </w:trPr>
         <w:tc>
           <w:tcPr>
             <w:tcW w:type="dxa" w:w="1100"/>
@@ -13140,6 +13530,9 @@
         </w:tc>
       </w:tr>
       <w:tr>
+        <w:trPr>
+          <w:cantSplit/>
+        </w:trPr>
         <w:tc>
           <w:tcPr>
             <w:tcW w:type="dxa" w:w="1100"/>
@@ -13246,6 +13639,9 @@
         </w:tc>
       </w:tr>
       <w:tr>
+        <w:trPr>
+          <w:cantSplit/>
+        </w:trPr>
         <w:tc>
           <w:tcPr>
             <w:tcW w:type="dxa" w:w="1100"/>
@@ -13352,6 +13748,9 @@
         </w:tc>
       </w:tr>
       <w:tr>
+        <w:trPr>
+          <w:cantSplit/>
+        </w:trPr>
         <w:tc>
           <w:tcPr>
             <w:tcW w:type="dxa" w:w="1100"/>
@@ -13458,6 +13857,9 @@
         </w:tc>
       </w:tr>
       <w:tr>
+        <w:trPr>
+          <w:cantSplit/>
+        </w:trPr>
         <w:tc>
           <w:tcPr>
             <w:tcW w:type="dxa" w:w="1100"/>
@@ -13596,6 +13998,7 @@
       <w:tr>
         <w:trPr>
           <w:tblHeader w:val="true"/>
+          <w:cantSplit/>
         </w:trPr>
         <w:tc>
           <w:tcPr>
@@ -13683,6 +14086,9 @@
         </w:tc>
       </w:tr>
       <w:tr>
+        <w:trPr>
+          <w:cantSplit/>
+        </w:trPr>
         <w:tc>
           <w:tcPr>
             <w:tcW w:type="dxa" w:w="1600"/>
@@ -13763,6 +14169,9 @@
         </w:tc>
       </w:tr>
       <w:tr>
+        <w:trPr>
+          <w:cantSplit/>
+        </w:trPr>
         <w:tc>
           <w:tcPr>
             <w:tcW w:type="dxa" w:w="1600"/>
@@ -13843,6 +14252,9 @@
         </w:tc>
       </w:tr>
       <w:tr>
+        <w:trPr>
+          <w:cantSplit/>
+        </w:trPr>
         <w:tc>
           <w:tcPr>
             <w:tcW w:type="dxa" w:w="1600"/>
@@ -13923,6 +14335,9 @@
         </w:tc>
       </w:tr>
       <w:tr>
+        <w:trPr>
+          <w:cantSplit/>
+        </w:trPr>
         <w:tc>
           <w:tcPr>
             <w:tcW w:type="dxa" w:w="1600"/>
@@ -14003,6 +14418,9 @@
         </w:tc>
       </w:tr>
       <w:tr>
+        <w:trPr>
+          <w:cantSplit/>
+        </w:trPr>
         <w:tc>
           <w:tcPr>
             <w:tcW w:type="dxa" w:w="1600"/>
@@ -14083,6 +14501,9 @@
         </w:tc>
       </w:tr>
       <w:tr>
+        <w:trPr>
+          <w:cantSplit/>
+        </w:trPr>
         <w:tc>
           <w:tcPr>
             <w:tcW w:type="dxa" w:w="1600"/>
@@ -14163,6 +14584,9 @@
         </w:tc>
       </w:tr>
       <w:tr>
+        <w:trPr>
+          <w:cantSplit/>
+        </w:trPr>
         <w:tc>
           <w:tcPr>
             <w:tcW w:type="dxa" w:w="1600"/>
@@ -14275,6 +14699,7 @@
     <w:p>
       <w:pPr>
         <w:pStyle w:val="Kicker"/>
+        <w:keepNext/>
       </w:pPr>
       <w:r>
         <w:rPr>
@@ -14303,6 +14728,7 @@
     <w:p>
       <w:pPr>
         <w:pStyle w:val="SmallNote"/>
+        <w:keepNext/>
         <w:spacing w:after="200"/>
       </w:pPr>
       <w:r>
@@ -14339,6 +14765,7 @@
       <w:tr>
         <w:trPr>
           <w:tblHeader w:val="true"/>
+          <w:cantSplit/>
         </w:trPr>
         <w:tc>
           <w:tcPr>
@@ -14454,6 +14881,9 @@
         </w:tc>
       </w:tr>
       <w:tr>
+        <w:trPr>
+          <w:cantSplit/>
+        </w:trPr>
         <w:tc>
           <w:tcPr>
             <w:tcW w:type="dxa" w:w="1400"/>
@@ -14560,6 +14990,9 @@
         </w:tc>
       </w:tr>
       <w:tr>
+        <w:trPr>
+          <w:cantSplit/>
+        </w:trPr>
         <w:tc>
           <w:tcPr>
             <w:tcW w:type="dxa" w:w="1400"/>
@@ -14666,6 +15099,9 @@
         </w:tc>
       </w:tr>
       <w:tr>
+        <w:trPr>
+          <w:cantSplit/>
+        </w:trPr>
         <w:tc>
           <w:tcPr>
             <w:tcW w:type="dxa" w:w="1400"/>
@@ -14772,6 +15208,9 @@
         </w:tc>
       </w:tr>
       <w:tr>
+        <w:trPr>
+          <w:cantSplit/>
+        </w:trPr>
         <w:tc>
           <w:tcPr>
             <w:tcW w:type="dxa" w:w="1400"/>
@@ -14878,6 +15317,9 @@
         </w:tc>
       </w:tr>
       <w:tr>
+        <w:trPr>
+          <w:cantSplit/>
+        </w:trPr>
         <w:tc>
           <w:tcPr>
             <w:tcW w:type="dxa" w:w="1400"/>
@@ -14984,6 +15426,9 @@
         </w:tc>
       </w:tr>
       <w:tr>
+        <w:trPr>
+          <w:cantSplit/>
+        </w:trPr>
         <w:tc>
           <w:tcPr>
             <w:tcW w:type="dxa" w:w="1400"/>
@@ -15090,6 +15535,9 @@
         </w:tc>
       </w:tr>
       <w:tr>
+        <w:trPr>
+          <w:cantSplit/>
+        </w:trPr>
         <w:tc>
           <w:tcPr>
             <w:tcW w:type="dxa" w:w="1400"/>
@@ -15196,6 +15644,9 @@
         </w:tc>
       </w:tr>
       <w:tr>
+        <w:trPr>
+          <w:cantSplit/>
+        </w:trPr>
         <w:tc>
           <w:tcPr>
             <w:tcW w:type="dxa" w:w="1400"/>
@@ -15302,6 +15753,9 @@
         </w:tc>
       </w:tr>
       <w:tr>
+        <w:trPr>
+          <w:cantSplit/>
+        </w:trPr>
         <w:tc>
           <w:tcPr>
             <w:tcW w:type="dxa" w:w="1400"/>
@@ -15408,6 +15862,9 @@
         </w:tc>
       </w:tr>
       <w:tr>
+        <w:trPr>
+          <w:cantSplit/>
+        </w:trPr>
         <w:tc>
           <w:tcPr>
             <w:tcW w:type="dxa" w:w="1400"/>
@@ -15656,6 +16113,7 @@
     <w:p>
       <w:pPr>
         <w:pStyle w:val="Kicker"/>
+        <w:keepNext/>
       </w:pPr>
       <w:r>
         <w:rPr>
@@ -15684,6 +16142,7 @@
     <w:p>
       <w:pPr>
         <w:pStyle w:val="SmallNote"/>
+        <w:keepNext/>
         <w:spacing w:after="200"/>
       </w:pPr>
       <w:r>
@@ -15723,6 +16182,7 @@
     </w:p>
     <w:p>
       <w:pPr>
+        <w:keepLines/>
         <w:spacing w:before="120" w:after="200" w:line="264" w:lineRule="auto"/>
         <w:ind w:left="173" w:right="173"/>
         <w:shd w:fill="F4F6F9"/>
@@ -15790,6 +16250,7 @@
       <w:tr>
         <w:trPr>
           <w:tblHeader w:val="true"/>
+          <w:cantSplit/>
         </w:trPr>
         <w:tc>
           <w:tcPr>
@@ -15905,6 +16366,9 @@
         </w:tc>
       </w:tr>
       <w:tr>
+        <w:trPr>
+          <w:cantSplit/>
+        </w:trPr>
         <w:tc>
           <w:tcPr>
             <w:tcW w:type="dxa" w:w="1700"/>
@@ -16011,6 +16475,9 @@
         </w:tc>
       </w:tr>
       <w:tr>
+        <w:trPr>
+          <w:cantSplit/>
+        </w:trPr>
         <w:tc>
           <w:tcPr>
             <w:tcW w:type="dxa" w:w="1700"/>
@@ -16117,6 +16584,9 @@
         </w:tc>
       </w:tr>
       <w:tr>
+        <w:trPr>
+          <w:cantSplit/>
+        </w:trPr>
         <w:tc>
           <w:tcPr>
             <w:tcW w:type="dxa" w:w="1700"/>
@@ -16256,6 +16726,7 @@
       <w:tr>
         <w:trPr>
           <w:tblHeader w:val="true"/>
+          <w:cantSplit/>
         </w:trPr>
         <w:tc>
           <w:tcPr>
@@ -16371,6 +16842,9 @@
         </w:tc>
       </w:tr>
       <w:tr>
+        <w:trPr>
+          <w:cantSplit/>
+        </w:trPr>
         <w:tc>
           <w:tcPr>
             <w:tcW w:type="dxa" w:w="1200"/>
@@ -16492,6 +16966,7 @@
     <w:p>
       <w:pPr>
         <w:pStyle w:val="Kicker"/>
+        <w:keepNext/>
       </w:pPr>
       <w:r>
         <w:rPr>
@@ -16520,6 +16995,7 @@
     <w:p>
       <w:pPr>
         <w:pStyle w:val="SmallNote"/>
+        <w:keepNext/>
         <w:spacing w:after="200"/>
       </w:pPr>
       <w:r>
@@ -16548,7 +17024,7 @@
           <w:rFonts w:ascii="AppleGothic" w:hAnsi="AppleGothic" w:eastAsia="AppleGothic" w:cs="AppleGothic"/>
           <w:b/>
           <w:color w:val="20252B"/>
-          <w:sz w:val="17"/>
+          <w:sz w:val="16"/>
         </w:rPr>
         <w:t>[S1] 국가데이터처(통계청)·교육부, 2025년 초중고사교육비조사 결과</w:t>
       </w:r>
@@ -16556,7 +17032,7 @@
         <w:rPr>
           <w:rFonts w:ascii="AppleGothic" w:hAnsi="AppleGothic" w:eastAsia="AppleGothic" w:cs="AppleGothic"/>
           <w:color w:val="5B6573"/>
-          <w:sz w:val="17"/>
+          <w:sz w:val="16"/>
         </w:rPr>
         <w:t xml:space="preserve"> (2026.03.12). </w:t>
       </w:r>
@@ -16574,7 +17050,7 @@
         <w:rPr>
           <w:rFonts w:ascii="AppleGothic" w:hAnsi="AppleGothic" w:eastAsia="AppleGothic" w:cs="AppleGothic"/>
           <w:color w:val="5B6573"/>
-          <w:sz w:val="17"/>
+          <w:sz w:val="16"/>
         </w:rPr>
         <w:t xml:space="preserve"> — 고등학교 참여학생 월평균 79.3만 원, 고1 80.6만 원</w:t>
       </w:r>
@@ -16588,7 +17064,7 @@
           <w:rFonts w:ascii="AppleGothic" w:hAnsi="AppleGothic" w:eastAsia="AppleGothic" w:cs="AppleGothic"/>
           <w:b/>
           <w:color w:val="20252B"/>
-          <w:sz w:val="17"/>
+          <w:sz w:val="16"/>
         </w:rPr>
         <w:t>[S2] 교육부, 2025년 초·중·고 사교육비 조사결과 카드뉴스</w:t>
       </w:r>
@@ -16596,7 +17072,7 @@
         <w:rPr>
           <w:rFonts w:ascii="AppleGothic" w:hAnsi="AppleGothic" w:eastAsia="AppleGothic" w:cs="AppleGothic"/>
           <w:color w:val="5B6573"/>
-          <w:sz w:val="17"/>
+          <w:sz w:val="16"/>
         </w:rPr>
         <w:t xml:space="preserve"> (2026.05.12). </w:t>
       </w:r>
@@ -16614,7 +17090,7 @@
         <w:rPr>
           <w:rFonts w:ascii="AppleGothic" w:hAnsi="AppleGothic" w:eastAsia="AppleGothic" w:cs="AppleGothic"/>
           <w:color w:val="5B6573"/>
-          <w:sz w:val="17"/>
+          <w:sz w:val="16"/>
         </w:rPr>
         <w:t xml:space="preserve"> — 고등학교 사교육비 7.8조 원, 참여율 63.0%</w:t>
       </w:r>
@@ -16628,7 +17104,7 @@
           <w:rFonts w:ascii="AppleGothic" w:hAnsi="AppleGothic" w:eastAsia="AppleGothic" w:cs="AppleGothic"/>
           <w:b/>
           <w:color w:val="20252B"/>
-          <w:sz w:val="17"/>
+          <w:sz w:val="16"/>
         </w:rPr>
         <w:t>[S3] 창업진흥원, 2025-4 예비창업패키지 사업실명제</w:t>
       </w:r>
@@ -16636,7 +17112,7 @@
         <w:rPr>
           <w:rFonts w:ascii="AppleGothic" w:hAnsi="AppleGothic" w:eastAsia="AppleGothic" w:cs="AppleGothic"/>
           <w:color w:val="5B6573"/>
-          <w:sz w:val="17"/>
+          <w:sz w:val="16"/>
         </w:rPr>
         <w:t xml:space="preserve"> (2025). </w:t>
       </w:r>
@@ -16654,7 +17130,7 @@
         <w:rPr>
           <w:rFonts w:ascii="AppleGothic" w:hAnsi="AppleGothic" w:eastAsia="AppleGothic" w:cs="AppleGothic"/>
           <w:color w:val="5B6573"/>
-          <w:sz w:val="17"/>
+          <w:sz w:val="16"/>
         </w:rPr>
         <w:t xml:space="preserve"> — 공식 창업지원 사업계획서 참고</w:t>
       </w:r>
@@ -16668,7 +17144,7 @@
           <w:rFonts w:ascii="AppleGothic" w:hAnsi="AppleGothic" w:eastAsia="AppleGothic" w:cs="AppleGothic"/>
           <w:b/>
           <w:color w:val="20252B"/>
-          <w:sz w:val="17"/>
+          <w:sz w:val="16"/>
         </w:rPr>
         <w:t>[S4] 중소벤처기업부, 사업계획서 주요 작성항목</w:t>
       </w:r>
@@ -16676,7 +17152,7 @@
         <w:rPr>
           <w:rFonts w:ascii="AppleGothic" w:hAnsi="AppleGothic" w:eastAsia="AppleGothic" w:cs="AppleGothic"/>
           <w:color w:val="5B6573"/>
-          <w:sz w:val="17"/>
+          <w:sz w:val="16"/>
         </w:rPr>
         <w:t xml:space="preserve"> (2023). </w:t>
       </w:r>
@@ -16694,7 +17170,7 @@
         <w:rPr>
           <w:rFonts w:ascii="AppleGothic" w:hAnsi="AppleGothic" w:eastAsia="AppleGothic" w:cs="AppleGothic"/>
           <w:color w:val="5B6573"/>
-          <w:sz w:val="17"/>
+          <w:sz w:val="16"/>
         </w:rPr>
         <w:t xml:space="preserve"> — 필요성·경쟁사·확대전략·자금운용·팀 구성</w:t>
       </w:r>
@@ -16708,7 +17184,7 @@
           <w:rFonts w:ascii="AppleGothic" w:hAnsi="AppleGothic" w:eastAsia="AppleGothic" w:cs="AppleGothic"/>
           <w:b/>
           <w:color w:val="20252B"/>
-          <w:sz w:val="17"/>
+          <w:sz w:val="16"/>
         </w:rPr>
         <w:t>[S5] 국세청, 청년 창업기업에 대한 세액감면 적용 사전 안내</w:t>
       </w:r>
@@ -16716,7 +17192,7 @@
         <w:rPr>
           <w:rFonts w:ascii="AppleGothic" w:hAnsi="AppleGothic" w:eastAsia="AppleGothic" w:cs="AppleGothic"/>
           <w:color w:val="5B6573"/>
-          <w:sz w:val="17"/>
+          <w:sz w:val="16"/>
         </w:rPr>
         <w:t xml:space="preserve"> (2026). </w:t>
       </w:r>
@@ -16734,7 +17210,7 @@
         <w:rPr>
           <w:rFonts w:ascii="AppleGothic" w:hAnsi="AppleGothic" w:eastAsia="AppleGothic" w:cs="AppleGothic"/>
           <w:color w:val="5B6573"/>
-          <w:sz w:val="17"/>
+          <w:sz w:val="16"/>
         </w:rPr>
         <w:t xml:space="preserve"> — 2026년 이후 지역별 50%·75%·100%, 5년</w:t>
       </w:r>
@@ -16748,7 +17224,7 @@
           <w:rFonts w:ascii="AppleGothic" w:hAnsi="AppleGothic" w:eastAsia="AppleGothic" w:cs="AppleGothic"/>
           <w:b/>
           <w:color w:val="20252B"/>
-          <w:sz w:val="17"/>
+          <w:sz w:val="16"/>
         </w:rPr>
         <w:t>[S6] 국가법령정보센터, 조세특례제한법 제6조 및 시행령 제5조</w:t>
       </w:r>
@@ -16756,7 +17232,7 @@
         <w:rPr>
           <w:rFonts w:ascii="AppleGothic" w:hAnsi="AppleGothic" w:eastAsia="AppleGothic" w:cs="AppleGothic"/>
           <w:color w:val="5B6573"/>
-          <w:sz w:val="17"/>
+          <w:sz w:val="16"/>
         </w:rPr>
         <w:t xml:space="preserve"> (2026.07.01 시행). </w:t>
       </w:r>
@@ -16774,7 +17250,7 @@
         <w:rPr>
           <w:rFonts w:ascii="AppleGothic" w:hAnsi="AppleGothic" w:eastAsia="AppleGothic" w:cs="AppleGothic"/>
           <w:color w:val="5B6573"/>
-          <w:sz w:val="17"/>
+          <w:sz w:val="16"/>
         </w:rPr>
         <w:t xml:space="preserve"> — 감면 대상 업종·지역별 비율·청년 요건</w:t>
       </w:r>
@@ -16788,7 +17264,7 @@
           <w:rFonts w:ascii="AppleGothic" w:hAnsi="AppleGothic" w:eastAsia="AppleGothic" w:cs="AppleGothic"/>
           <w:b/>
           <w:color w:val="20252B"/>
-          <w:sz w:val="17"/>
+          <w:sz w:val="16"/>
         </w:rPr>
         <w:t>[S7] 국세청, 소득세 공제·감면 컨설팅 제도</w:t>
       </w:r>
@@ -16796,7 +17272,7 @@
         <w:rPr>
           <w:rFonts w:ascii="AppleGothic" w:hAnsi="AppleGothic" w:eastAsia="AppleGothic" w:cs="AppleGothic"/>
           <w:color w:val="5B6573"/>
-          <w:sz w:val="17"/>
+          <w:sz w:val="16"/>
         </w:rPr>
         <w:t xml:space="preserve"> (2026). </w:t>
       </w:r>
@@ -16814,7 +17290,7 @@
         <w:rPr>
           <w:rFonts w:ascii="AppleGothic" w:hAnsi="AppleGothic" w:eastAsia="AppleGothic" w:cs="AppleGothic"/>
           <w:color w:val="5B6573"/>
-          <w:sz w:val="17"/>
+          <w:sz w:val="16"/>
         </w:rPr>
         <w:t xml:space="preserve"> — 개인 중소기업 공제·감면 사전검토</w:t>
       </w:r>
@@ -16828,7 +17304,7 @@
           <w:rFonts w:ascii="AppleGothic" w:hAnsi="AppleGothic" w:eastAsia="AppleGothic" w:cs="AppleGothic"/>
           <w:b/>
           <w:color w:val="20252B"/>
-          <w:sz w:val="17"/>
+          <w:sz w:val="16"/>
         </w:rPr>
         <w:t>[S8] 국가법령정보센터, 소득세법 제43조 공동사업 소득금액 계산</w:t>
       </w:r>
@@ -16836,7 +17312,7 @@
         <w:rPr>
           <w:rFonts w:ascii="AppleGothic" w:hAnsi="AppleGothic" w:eastAsia="AppleGothic" w:cs="AppleGothic"/>
           <w:color w:val="5B6573"/>
-          <w:sz w:val="17"/>
+          <w:sz w:val="16"/>
         </w:rPr>
         <w:t xml:space="preserve"> (2026.07.01 시행). </w:t>
       </w:r>
@@ -16854,7 +17330,7 @@
         <w:rPr>
           <w:rFonts w:ascii="AppleGothic" w:hAnsi="AppleGothic" w:eastAsia="AppleGothic" w:cs="AppleGothic"/>
           <w:color w:val="5B6573"/>
-          <w:sz w:val="17"/>
+          <w:sz w:val="16"/>
         </w:rPr>
         <w:t xml:space="preserve"> — 공동사업장 소득을 약정 손익분배비율로 배분</w:t>
       </w:r>
@@ -16868,7 +17344,7 @@
           <w:rFonts w:ascii="AppleGothic" w:hAnsi="AppleGothic" w:eastAsia="AppleGothic" w:cs="AppleGothic"/>
           <w:b/>
           <w:color w:val="20252B"/>
-          <w:sz w:val="17"/>
+          <w:sz w:val="16"/>
         </w:rPr>
         <w:t>[S9] 국가법령정보센터, 부가가치세법 시행령 제36조 면세 교육용역 범위</w:t>
       </w:r>
@@ -16876,7 +17352,7 @@
         <w:rPr>
           <w:rFonts w:ascii="AppleGothic" w:hAnsi="AppleGothic" w:eastAsia="AppleGothic" w:cs="AppleGothic"/>
           <w:color w:val="5B6573"/>
-          <w:sz w:val="17"/>
+          <w:sz w:val="16"/>
         </w:rPr>
         <w:t xml:space="preserve"> (2026.04.01 시행). </w:t>
       </w:r>
@@ -16894,7 +17370,7 @@
         <w:rPr>
           <w:rFonts w:ascii="AppleGothic" w:hAnsi="AppleGothic" w:eastAsia="AppleGothic" w:cs="AppleGothic"/>
           <w:color w:val="5B6573"/>
-          <w:sz w:val="17"/>
+          <w:sz w:val="16"/>
         </w:rPr>
         <w:t xml:space="preserve"> — 주무관청 허가·인가·등록·신고 시설 등</w:t>
       </w:r>
@@ -16908,7 +17384,7 @@
           <w:rFonts w:ascii="AppleGothic" w:hAnsi="AppleGothic" w:eastAsia="AppleGothic" w:cs="AppleGothic"/>
           <w:b/>
           <w:color w:val="20252B"/>
-          <w:sz w:val="17"/>
+          <w:sz w:val="16"/>
         </w:rPr>
         <w:t>[S10] 국가법령정보센터, 소득세법 제55조 종합소득세율</w:t>
       </w:r>
@@ -16916,7 +17392,7 @@
         <w:rPr>
           <w:rFonts w:ascii="AppleGothic" w:hAnsi="AppleGothic" w:eastAsia="AppleGothic" w:cs="AppleGothic"/>
           <w:color w:val="5B6573"/>
-          <w:sz w:val="17"/>
+          <w:sz w:val="16"/>
         </w:rPr>
         <w:t xml:space="preserve"> (2026.07.01 시행). </w:t>
       </w:r>
@@ -16934,7 +17410,7 @@
         <w:rPr>
           <w:rFonts w:ascii="AppleGothic" w:hAnsi="AppleGothic" w:eastAsia="AppleGothic" w:cs="AppleGothic"/>
           <w:color w:val="5B6573"/>
-          <w:sz w:val="17"/>
+          <w:sz w:val="16"/>
         </w:rPr>
         <w:t xml:space="preserve"> — 과세표준 1,400만 원 이하 6%</w:t>
       </w:r>
@@ -16948,7 +17424,7 @@
           <w:rFonts w:ascii="AppleGothic" w:hAnsi="AppleGothic" w:eastAsia="AppleGothic" w:cs="AppleGothic"/>
           <w:b/>
           <w:color w:val="20252B"/>
-          <w:sz w:val="17"/>
+          <w:sz w:val="16"/>
         </w:rPr>
         <w:t>[S11] 국가법령정보센터, 소득세법 제50조 기본공제</w:t>
       </w:r>
@@ -16956,7 +17432,7 @@
         <w:rPr>
           <w:rFonts w:ascii="AppleGothic" w:hAnsi="AppleGothic" w:eastAsia="AppleGothic" w:cs="AppleGothic"/>
           <w:color w:val="5B6573"/>
-          <w:sz w:val="17"/>
+          <w:sz w:val="16"/>
         </w:rPr>
         <w:t xml:space="preserve"> (2026.07.01 시행). </w:t>
       </w:r>
@@ -16974,7 +17450,7 @@
         <w:rPr>
           <w:rFonts w:ascii="AppleGothic" w:hAnsi="AppleGothic" w:eastAsia="AppleGothic" w:cs="AppleGothic"/>
           <w:color w:val="5B6573"/>
-          <w:sz w:val="17"/>
+          <w:sz w:val="16"/>
         </w:rPr>
         <w:t xml:space="preserve"> — 본인 등 1명당 연 150만 원</w:t>
       </w:r>
@@ -16996,7 +17472,7 @@
           <w:rFonts w:ascii="AppleGothic" w:hAnsi="AppleGothic" w:eastAsia="AppleGothic" w:cs="AppleGothic"/>
           <w:b/>
           <w:color w:val="20252B"/>
-          <w:sz w:val="17"/>
+          <w:sz w:val="16"/>
         </w:rPr>
         <w:t>[I1] views/intro.ejs 및 views/faq.ejs</w:t>
       </w:r>
@@ -17004,7 +17480,7 @@
         <w:rPr>
           <w:rFonts w:ascii="AppleGothic" w:hAnsi="AppleGothic" w:eastAsia="AppleGothic" w:cs="AppleGothic"/>
           <w:color w:val="5B6573"/>
-          <w:sz w:val="17"/>
+          <w:sz w:val="16"/>
         </w:rPr>
         <w:t xml:space="preserve"> — 서비스 가치제안·학습 흐름·교육과정 범위</w:t>
       </w:r>
@@ -17018,7 +17494,7 @@
           <w:rFonts w:ascii="AppleGothic" w:hAnsi="AppleGothic" w:eastAsia="AppleGothic" w:cs="AppleGothic"/>
           <w:b/>
           <w:color w:val="20252B"/>
-          <w:sz w:val="17"/>
+          <w:sz w:val="16"/>
         </w:rPr>
         <w:t>[I2] docs/logic/01_MATTHS_CURRENT_SYSTEM.md</w:t>
       </w:r>
@@ -17026,7 +17502,7 @@
         <w:rPr>
           <w:rFonts w:ascii="AppleGothic" w:hAnsi="AppleGothic" w:eastAsia="AppleGothic" w:cs="AppleGothic"/>
           <w:color w:val="5B6573"/>
-          <w:sz w:val="17"/>
+          <w:sz w:val="16"/>
         </w:rPr>
         <w:t xml:space="preserve"> — 현행 기술·학습·평가·운영 구조</w:t>
       </w:r>
@@ -17040,7 +17516,7 @@
           <w:rFonts w:ascii="AppleGothic" w:hAnsi="AppleGothic" w:eastAsia="AppleGothic" w:cs="AppleGothic"/>
           <w:b/>
           <w:color w:val="20252B"/>
-          <w:sz w:val="17"/>
+          <w:sz w:val="16"/>
         </w:rPr>
         <w:t>[I3] docs/logic/03_SUB_DIVISION_RANKING_SYSTEM_PAYBACK.md 및 04_MAIN_DIVISION_RANKING_SYSTEM.md</w:t>
       </w:r>
@@ -17048,7 +17524,7 @@
         <w:rPr>
           <w:rFonts w:ascii="AppleGothic" w:hAnsi="AppleGothic" w:eastAsia="AppleGothic" w:cs="AppleGothic"/>
           <w:color w:val="5B6573"/>
-          <w:sz w:val="17"/>
+          <w:sz w:val="16"/>
         </w:rPr>
         <w:t xml:space="preserve"> — Sub 페이백과 Main Division 운영 규칙</w:t>
       </w:r>
@@ -17062,7 +17538,7 @@
           <w:rFonts w:ascii="AppleGothic" w:hAnsi="AppleGothic" w:eastAsia="AppleGothic" w:cs="AppleGothic"/>
           <w:b/>
           <w:color w:val="20252B"/>
-          <w:sz w:val="17"/>
+          <w:sz w:val="16"/>
         </w:rPr>
         <w:t>[I4] docs/logic/09_GOAT_ARENA_PROFIT_LOSS_SIMULATION.md</w:t>
       </w:r>
@@ -17070,7 +17546,7 @@
         <w:rPr>
           <w:rFonts w:ascii="AppleGothic" w:hAnsi="AppleGothic" w:eastAsia="AppleGothic" w:cs="AppleGothic"/>
           <w:color w:val="5B6573"/>
-          <w:sz w:val="17"/>
+          <w:sz w:val="16"/>
         </w:rPr>
         <w:t xml:space="preserve"> — 1,000명 코호트·결제·페이백·PG·재구독 손익 추정</w:t>
       </w:r>
@@ -17084,7 +17560,7 @@
           <w:rFonts w:ascii="AppleGothic" w:hAnsi="AppleGothic" w:eastAsia="AppleGothic" w:cs="AppleGothic"/>
           <w:b/>
           <w:color w:val="20252B"/>
-          <w:sz w:val="17"/>
+          <w:sz w:val="16"/>
         </w:rPr>
         <w:t>[I5] output/legal/Matths_서비스_적법성_검토_및_법률적_소명서_v1.0.md</w:t>
       </w:r>
@@ -17092,7 +17568,7 @@
         <w:rPr>
           <w:rFonts w:ascii="AppleGothic" w:hAnsi="AppleGothic" w:eastAsia="AppleGothic" w:cs="AppleGothic"/>
           <w:color w:val="5B6573"/>
-          <w:sz w:val="17"/>
+          <w:sz w:val="16"/>
         </w:rPr>
         <w:t xml:space="preserve"> — 교육서비스·내부 일수·페이백 구조에 관한 내부 검토</w:t>
       </w:r>
@@ -17119,7 +17595,7 @@
           <w:rFonts w:ascii="AppleGothic" w:hAnsi="AppleGothic" w:eastAsia="AppleGothic" w:cs="AppleGothic"/>
           <w:color w:val="20252B"/>
         </w:rPr>
-        <w:t>시장 통계는 2025년 조사 결과이며 2026년 3~5월 공표된 공식 자료를 사용했다.</w:t>
+        <w:t>시장 통계는 2025년 조사 결과를 사용했고, 재무 수치는 실제 실적이 아닌 내부 정책 검증 모델이다.</w:t>
       </w:r>
     </w:p>
     <w:p>
@@ -17136,7 +17612,7 @@
           <w:rFonts w:ascii="AppleGothic" w:hAnsi="AppleGothic" w:eastAsia="AppleGothic" w:cs="AppleGothic"/>
           <w:color w:val="20252B"/>
         </w:rPr>
-        <w:t>재무 수치는 내부 정책 검증 모델이며 실제 매출, 사용자 행동, 세무 신고 결과가 아니다.</w:t>
+        <w:t>세무 법령은 2026년 8월 2일 시행 기준이며, ‘연매출’은 고객 결제총액과 회계상 공급가액을 구분했다. VAT 과세 시 소비자가격에 포함된 VAT는 매출이 아니다.</w:t>
       </w:r>
     </w:p>
     <w:p>
@@ -17153,41 +17629,7 @@
           <w:rFonts w:ascii="AppleGothic" w:hAnsi="AppleGothic" w:eastAsia="AppleGothic" w:cs="AppleGothic"/>
           <w:color w:val="20252B"/>
         </w:rPr>
-        <w:t>세무 법령은 2026년 8월 2일 현재 시행 기준으로 정리했으며 개별 사실관계에 따라 적용이 달라질 수 있다.</w:t>
-      </w:r>
-    </w:p>
-    <w:p>
-      <w:pPr>
-        <w:spacing w:after="160" w:line="280" w:lineRule="auto"/>
-        <w:ind w:left="720" w:hanging="360"/>
-        <w:numPr>
-          <w:ilvl w:val="0"/>
-          <w:numId w:val="910"/>
-        </w:numPr>
-      </w:pPr>
-      <w:r>
-        <w:rPr>
-          <w:rFonts w:ascii="AppleGothic" w:hAnsi="AppleGothic" w:eastAsia="AppleGothic" w:cs="AppleGothic"/>
-          <w:color w:val="20252B"/>
-        </w:rPr>
-        <w:t>‘연매출’은 고객 결제총액과 회계상 공급가액을 구분했다. VAT 과세 시 29,000원에 포함된 VAT는 매출이 아니다.</w:t>
-      </w:r>
-    </w:p>
-    <w:p>
-      <w:pPr>
-        <w:spacing w:after="160" w:line="280" w:lineRule="auto"/>
-        <w:ind w:left="720" w:hanging="360"/>
-        <w:numPr>
-          <w:ilvl w:val="0"/>
-          <w:numId w:val="910"/>
-        </w:numPr>
-      </w:pPr>
-      <w:r>
-        <w:rPr>
-          <w:rFonts w:ascii="AppleGothic" w:hAnsi="AppleGothic" w:eastAsia="AppleGothic" w:cs="AppleGothic"/>
-          <w:color w:val="20252B"/>
-        </w:rPr>
-        <w:t>법률·세무 확정 판단은 관할 세무서, 국세청 사전컨설팅, 세무대리인·변호사의 검토를 거친다.</w:t>
+        <w:t>법률·세무 적용은 사실관계에 따라 달라지므로 관할 세무서, 국세청 사전컨설팅, 세무대리인·변호사의 검토로 확정한다.</w:t>
       </w:r>
     </w:p>
     <w:sectPr>
@@ -17501,6 +17943,18 @@
   </w:num>
   <w:num w:numId="911">
     <w:abstractNumId w:val="911"/>
+  </w:num>
+  <w:num w:numId="912">
+    <w:abstractNumId w:val="911"/>
+    <w:lvlOverride w:ilvl="0">
+      <w:startOverride w:val="1"/>
+    </w:lvlOverride>
+  </w:num>
+  <w:num w:numId="913">
+    <w:abstractNumId w:val="911"/>
+    <w:lvlOverride w:ilvl="0">
+      <w:startOverride w:val="1"/>
+    </w:lvlOverride>
   </w:num>
 </w:numbering>
 </file>
@@ -29384,14 +29838,14 @@
   <w:style w:type="paragraph" w:customStyle="1" w:styleId="SourceList">
     <w:name w:val="Source List"/>
     <w:pPr>
-      <w:spacing w:before="80" w:after="80" w:line="264" w:lineRule="auto"/>
+      <w:spacing w:before="20" w:after="40" w:line="245" w:lineRule="auto"/>
       <w:ind w:left="461" w:hanging="461"/>
     </w:pPr>
     <w:rPr>
       <w:rFonts w:ascii="AppleGothic" w:hAnsi="AppleGothic" w:eastAsia="AppleGothic"/>
       <w:i w:val="0"/>
       <w:color w:val="20252B"/>
-      <w:sz w:val="17"/>
+      <w:sz w:val="16"/>
     </w:rPr>
   </w:style>
   <w:style w:type="paragraph" w:customStyle="1" w:styleId="SmallNote">
